--- a/worlds/ondina-vasquell/phase-3-build-task-artifacts/platform/task6/current/golden-OV06-v1.docx
+++ b/worlds/ondina-vasquell/phase-3-build-task-artifacts/platform/task6/current/golden-OV06-v1.docx
@@ -472,7 +472,7 @@
           <w:color w:val="232830"/>
           <w:sz w:val="18"/>
         </w:rPr>
-        <w:t>Marisol Everet, MD</w:t>
+        <w:t>Lillian Everet, MD</w:t>
       </w:r>
     </w:p>
     <w:p>

--- a/worlds/ondina-vasquell/phase-3-build-task-artifacts/platform/task6/current/golden-OV06-v1.docx
+++ b/worlds/ondina-vasquell/phase-3-build-task-artifacts/platform/task6/current/golden-OV06-v1.docx
@@ -568,7 +568,7 @@
           <w:color w:val="232830"/>
           <w:sz w:val="19"/>
         </w:rPr>
-        <w:t>Continued skilled-level care is justified as of 05/26/2026. The patient does not yet meet criteria for a safe step-down to an unsupported home setting.</w:t>
+        <w:t>Continued skilled-level care is justified as of 05/26/2026. I do not adopt the first-level worksheet's step-down recommendation; the patient does not yet meet criteria for a safe step-down to an unsupported home setting.</w:t>
       </w:r>
     </w:p>
     <w:p>

--- a/worlds/ondina-vasquell/phase-3-build-task-artifacts/platform/task6/current/golden-OV06-v1.docx
+++ b/worlds/ondina-vasquell/phase-3-build-task-artifacts/platform/task6/current/golden-OV06-v1.docx
@@ -568,7 +568,7 @@
           <w:color w:val="232830"/>
           <w:sz w:val="19"/>
         </w:rPr>
-        <w:t>Continued skilled-level care is justified as of 05/26/2026. I do not adopt the first-level worksheet's step-down recommendation; the patient does not yet meet criteria for a safe step-down to an unsupported home setting.</w:t>
+        <w:t>I reviewed the first-level utilization-review worksheet. I do not adopt the preliminary lower-level determination. Continued facility-level or skilled-level care is justified as of 05/26/2026. The patient does not yet meet criteria for a safe step-down to an unsupported home setting.</w:t>
       </w:r>
     </w:p>
     <w:p>
@@ -618,7 +618,7 @@
           <w:color w:val="232830"/>
           <w:sz w:val="19"/>
         </w:rPr>
-        <w:t>Unresolved operational need: perfusion remains open on the formal vascular study, skilled wound care is required at a frequency and technique beyond self-care, offloading and stairs are documented as unsafe, occupational therapy teach-back was not achieved, and the home is a second-floor walk-up with a night-working caregiver.</w:t>
+        <w:t>Unresolved operational need: perfusion remains open on the formal vascular study, with noncompressible ankle indices, left toe pressure 55 mmHg, and left TBI 0.50. Skilled wound care remains required at a frequency and technique beyond self-care. Offloading and stairs are documented as unsafe, occupational therapy teach-back was not achieved, and the home is a second-floor walk-up with caregiver coverage limits.</w:t>
       </w:r>
     </w:p>
     <w:p>
@@ -634,7 +634,37 @@
           <w:color w:val="232830"/>
           <w:sz w:val="19"/>
         </w:rPr>
-        <w:t>Weighing: the operational criteria outweigh the improving markers. Improvement in markers alone is not discharge readiness for this limb-threat picture.</w:t>
+        <w:t>Weighing: the operational criteria outweigh the improving markers. Improvement in markers alone is not discharge readiness for this limb-threat picture. The worksheet underweights the perfusion, wound-care, offloading, stairs, and home-support barriers.</w:t>
+      </w:r>
+    </w:p>
+    <w:p>
+      <w:pPr>
+        <w:spacing w:before="180" w:after="60"/>
+        <w:pBdr>
+          <w:bottom w:val="single" w:sz="6" w:color="C9D4EA" w:space="2"/>
+        </w:pBdr>
+      </w:pPr>
+      <w:r>
+        <w:rPr>
+          <w:rFonts w:ascii="Arial" w:hAnsi="Arial"/>
+          <w:b/>
+          <w:i w:val="0"/>
+          <w:color w:val="4472C4"/>
+          <w:sz w:val="20"/>
+        </w:rPr>
+        <w:t>FINAL PHYSICIAN-ADVISOR ACTION</w:t>
+      </w:r>
+    </w:p>
+    <w:p>
+      <w:r>
+        <w:rPr>
+          <w:rFonts w:ascii="Arial" w:hAnsi="Arial"/>
+          <w:b w:val="0"/>
+          <w:i w:val="0"/>
+          <w:color w:val="232830"/>
+          <w:sz w:val="19"/>
+        </w:rPr>
+        <w:t>Approve continued facility-level or skilled-level stay for 05/26/2026. Do not sign the worksheet's lower-level position as written. Reassess after the wound-care plan, offloading plan, vascular follow-up path, stairs safety, and home support are operationally safe.</w:t>
       </w:r>
     </w:p>
     <w:p>

--- a/worlds/ondina-vasquell/phase-3-build-task-artifacts/platform/task6/current/golden-OV06-v1.docx
+++ b/worlds/ondina-vasquell/phase-3-build-task-artifacts/platform/task6/current/golden-OV06-v1.docx
@@ -648,7 +648,7 @@
           <w:color w:val="232830"/>
           <w:sz w:val="19"/>
         </w:rPr>
-        <w:t>Vascular surgery: a 05/23 vascular triage addendum states perfusion is adequate and outpatient vascular follow-up is not required; reconcile against the signed vascular consult and the perfusion study before finalizing.</w:t>
+        <w:t>Vascular surgery: referral closed per the 05/23 vascular triage addendum; perfusion adequate, no outpatient vascular follow-up arranged.</w:t>
       </w:r>
     </w:p>
     <w:p>
